--- a/documentacion/FD01-EPIS-Informe de Factibilidad de Proyecto .docx
+++ b/documentacion/FD01-EPIS-Informe de Factibilidad de Proyecto .docx
@@ -259,27 +259,7 @@
           <w:sz w:val="32"/>
           <w:szCs w:val="32"/>
         </w:rPr>
-        <w:t xml:space="preserve"> de análisis electoral y evaluación de planes de gobierno </w:t>
-      </w:r>
-      <w:r>
-        <w:rPr>
-          <w:rFonts w:ascii="Times New Roman" w:eastAsia="Arial" w:hAnsi="Times New Roman" w:cs="Times New Roman"/>
-          <w:b/>
-          <w:bCs/>
-          <w:sz w:val="32"/>
-          <w:szCs w:val="32"/>
-        </w:rPr>
-        <w:t xml:space="preserve">- </w:t>
-      </w:r>
-      <w:r>
-        <w:rPr>
-          <w:rFonts w:ascii="Times New Roman" w:eastAsia="Arial" w:hAnsi="Times New Roman" w:cs="Times New Roman"/>
-          <w:b/>
-          <w:bCs/>
-          <w:sz w:val="32"/>
-          <w:szCs w:val="32"/>
-        </w:rPr>
-        <w:t>Perú 202</w:t>
+        <w:t xml:space="preserve"> de análisis electoral Perú 202</w:t>
       </w:r>
       <w:r>
         <w:rPr>
@@ -952,7 +932,7 @@
           <w:rFonts w:ascii="Times New Roman" w:eastAsia="Times New Roman" w:hAnsi="Times New Roman" w:cs="Times New Roman"/>
           <w:color w:val="000000"/>
         </w:rPr>
-        <w:t xml:space="preserve"> de análisis electoral y evaluación de planes de gobierno – Perú 202</w:t>
+        <w:t xml:space="preserve"> de análisis electoral Perú 202</w:t>
       </w:r>
       <w:r>
         <w:rPr>
@@ -1308,7 +1288,6 @@
                 <w:sz w:val="14"/>
                 <w:szCs w:val="14"/>
               </w:rPr>
-              <w:lastRenderedPageBreak/>
               <w:t>Versión</w:t>
             </w:r>
           </w:p>
@@ -2014,7 +1993,6 @@
           <w:szCs w:val="24"/>
           <w:u w:val="single"/>
         </w:rPr>
-        <w:lastRenderedPageBreak/>
         <w:t>Informe de Factibilidad</w:t>
       </w:r>
     </w:p>
@@ -2100,6 +2078,7 @@
           <w:sz w:val="24"/>
           <w:szCs w:val="24"/>
         </w:rPr>
+        <w:lastRenderedPageBreak/>
         <w:t>Nombre del proyecto</w:t>
       </w:r>
     </w:p>
@@ -2138,7 +2117,7 @@
           <w:sz w:val="24"/>
           <w:szCs w:val="24"/>
         </w:rPr>
-        <w:t xml:space="preserve"> de análisis electoral y evaluación de planes de gobierno – Perú 202</w:t>
+        <w:t xml:space="preserve"> de análisis electoral– Perú 202</w:t>
       </w:r>
       <w:r>
         <w:rPr>
@@ -2466,7 +2445,7 @@
           <w:sz w:val="24"/>
           <w:szCs w:val="24"/>
         </w:rPr>
-        <w:t xml:space="preserve"> interactivo para el análisis de candidatos presidenciales y la evaluación de sus planes de gobierno en el contexto de las Elecciones Generales del Perú 2026. La solución integra información relevante de cada candidato, como datos personales, perfil socioeconómico y características generales, junto con el análisis estructurado de sus propuestas políticas.</w:t>
+        <w:t xml:space="preserve"> interactivo para el análisis del perfil de los candidatos presidenciales en el contexto de las Elecciones Generales del Perú 2026. La solución integra información relevante de cada candidato, como datos personales, perfil socioeconómico, patrimonio declarado, antecedentes legales y presencia en redes sociales.</w:t>
       </w:r>
     </w:p>
     <w:p>
@@ -2480,14 +2459,6 @@
           <w:szCs w:val="24"/>
         </w:rPr>
       </w:pPr>
-      <w:r>
-        <w:rPr>
-          <w:rFonts w:ascii="Times New Roman" w:hAnsi="Times New Roman" w:cs="Times New Roman"/>
-          <w:sz w:val="24"/>
-          <w:szCs w:val="24"/>
-        </w:rPr>
-        <w:t>El sistema permite organizar y visualizar la información de manera dinámica, facilitando la exploración individual de cada candidato mediante filtros interactivos, así como la comparación de sus planes de gobierno según dimensiones como social, económica, institucional y territorial-ambiental.</w:t>
-      </w:r>
     </w:p>
     <w:p>
       <w:pPr>
@@ -2506,7 +2477,7 @@
           <w:sz w:val="24"/>
           <w:szCs w:val="24"/>
         </w:rPr>
-        <w:t>Asimismo, las propuestas contenidas en los planes de gobierno son clasificadas en temas clave como salud, educación, seguridad, economía y vivienda, permitiendo identificar las prioridades, enfoques y estrategias de cada organización política.</w:t>
+        <w:t>El sistema permite organizar y visualizar la información de manera dinámica, facilitando la exploración individual de cada candidato mediante filtros interactivos, así como la comparación entre candidatos según indicadores clave como ingresos, patrimonio, nivel de riesgo legal y actividad en campaña.</w:t>
       </w:r>
     </w:p>
     <w:p>
@@ -2520,32 +2491,6 @@
           <w:szCs w:val="24"/>
         </w:rPr>
       </w:pPr>
-      <w:r>
-        <w:rPr>
-          <w:rFonts w:ascii="Times New Roman" w:hAnsi="Times New Roman" w:cs="Times New Roman"/>
-          <w:sz w:val="24"/>
-          <w:szCs w:val="24"/>
-        </w:rPr>
-        <w:t xml:space="preserve">El </w:t>
-      </w:r>
-      <w:proofErr w:type="spellStart"/>
-      <w:r>
-        <w:rPr>
-          <w:rFonts w:ascii="Times New Roman" w:hAnsi="Times New Roman" w:cs="Times New Roman"/>
-          <w:sz w:val="24"/>
-          <w:szCs w:val="24"/>
-        </w:rPr>
-        <w:t>dashboard</w:t>
-      </w:r>
-      <w:proofErr w:type="spellEnd"/>
-      <w:r>
-        <w:rPr>
-          <w:rFonts w:ascii="Times New Roman" w:hAnsi="Times New Roman" w:cs="Times New Roman"/>
-          <w:sz w:val="24"/>
-          <w:szCs w:val="24"/>
-        </w:rPr>
-        <w:t xml:space="preserve"> transforma información compleja y dispersa en una herramienta visual clara, permitiendo analizar tanto el perfil de los candidatos como el contenido de sus propuestas, favoreciendo una comprensión integral del panorama político.</w:t>
-      </w:r>
     </w:p>
     <w:p>
       <w:pPr>
@@ -2564,28 +2509,108 @@
           <w:sz w:val="24"/>
           <w:szCs w:val="24"/>
         </w:rPr>
+        <w:t xml:space="preserve">Las visualizaciones incluyen análisis demográfico (edad, género, nivel educativo), perfil económico (ingresos y bienes declarados ante la ONPE), clasificación de riesgo legal y penal, presencia en </w:t>
+      </w:r>
+      <w:proofErr w:type="spellStart"/>
+      <w:r>
+        <w:rPr>
+          <w:rFonts w:ascii="Times New Roman" w:hAnsi="Times New Roman" w:cs="Times New Roman"/>
+          <w:sz w:val="24"/>
+          <w:szCs w:val="24"/>
+        </w:rPr>
+        <w:t>TikTok</w:t>
+      </w:r>
+      <w:proofErr w:type="spellEnd"/>
+      <w:r>
+        <w:rPr>
+          <w:rFonts w:ascii="Times New Roman" w:hAnsi="Times New Roman" w:cs="Times New Roman"/>
+          <w:sz w:val="24"/>
+          <w:szCs w:val="24"/>
+        </w:rPr>
+        <w:t xml:space="preserve"> y cobertura de visitas de campaña por región.</w:t>
+      </w:r>
+    </w:p>
+    <w:p>
+      <w:pPr>
+        <w:spacing w:before="240" w:after="240" w:line="360" w:lineRule="auto"/>
+        <w:ind w:left="720"/>
+        <w:jc w:val="both"/>
+        <w:rPr>
+          <w:rFonts w:ascii="Times New Roman" w:hAnsi="Times New Roman" w:cs="Times New Roman"/>
+          <w:sz w:val="24"/>
+          <w:szCs w:val="24"/>
+        </w:rPr>
+      </w:pPr>
+    </w:p>
+    <w:p>
+      <w:pPr>
+        <w:spacing w:before="240" w:after="240" w:line="360" w:lineRule="auto"/>
+        <w:ind w:left="720"/>
+        <w:jc w:val="both"/>
+        <w:rPr>
+          <w:rFonts w:ascii="Times New Roman" w:hAnsi="Times New Roman" w:cs="Times New Roman"/>
+          <w:sz w:val="24"/>
+          <w:szCs w:val="24"/>
+        </w:rPr>
+      </w:pPr>
+      <w:r>
+        <w:rPr>
+          <w:rFonts w:ascii="Times New Roman" w:hAnsi="Times New Roman" w:cs="Times New Roman"/>
+          <w:sz w:val="24"/>
+          <w:szCs w:val="24"/>
+        </w:rPr>
+        <w:t xml:space="preserve">El </w:t>
+      </w:r>
+      <w:proofErr w:type="spellStart"/>
+      <w:r>
+        <w:rPr>
+          <w:rFonts w:ascii="Times New Roman" w:hAnsi="Times New Roman" w:cs="Times New Roman"/>
+          <w:sz w:val="24"/>
+          <w:szCs w:val="24"/>
+        </w:rPr>
+        <w:t>dashboard</w:t>
+      </w:r>
+      <w:proofErr w:type="spellEnd"/>
+      <w:r>
+        <w:rPr>
+          <w:rFonts w:ascii="Times New Roman" w:hAnsi="Times New Roman" w:cs="Times New Roman"/>
+          <w:sz w:val="24"/>
+          <w:szCs w:val="24"/>
+        </w:rPr>
+        <w:t xml:space="preserve"> transforma información dispersa en múltiples fuentes oficiales en una herramienta visual clara, permitiendo analizar el perfil integral de cada candidato y favoreciendo una comprensión objetiva del panorama electoral.</w:t>
+      </w:r>
+    </w:p>
+    <w:p>
+      <w:pPr>
+        <w:spacing w:before="240" w:after="240" w:line="360" w:lineRule="auto"/>
+        <w:ind w:left="720"/>
+        <w:jc w:val="both"/>
+        <w:rPr>
+          <w:rFonts w:ascii="Times New Roman" w:hAnsi="Times New Roman" w:cs="Times New Roman"/>
+          <w:sz w:val="24"/>
+          <w:szCs w:val="24"/>
+        </w:rPr>
+      </w:pPr>
+    </w:p>
+    <w:p>
+      <w:pPr>
+        <w:spacing w:before="240" w:after="240" w:line="360" w:lineRule="auto"/>
+        <w:ind w:left="720"/>
+        <w:jc w:val="both"/>
+        <w:rPr>
+          <w:rFonts w:ascii="Times New Roman" w:hAnsi="Times New Roman" w:cs="Times New Roman"/>
+          <w:sz w:val="24"/>
+          <w:szCs w:val="24"/>
+        </w:rPr>
+      </w:pPr>
+      <w:r>
+        <w:rPr>
+          <w:rFonts w:ascii="Times New Roman" w:hAnsi="Times New Roman" w:cs="Times New Roman"/>
+          <w:sz w:val="24"/>
+          <w:szCs w:val="24"/>
+        </w:rPr>
         <w:lastRenderedPageBreak/>
         <w:t>El proyecto está orientado a estudiantes, ciudadanos y analistas interesados en el análisis electoral, proporcionando una plataforma que promueve la transparencia, el acceso a la información y la toma de decisiones informadas.</w:t>
-      </w:r>
-    </w:p>
-    <w:p>
-      <w:pPr>
-        <w:spacing w:before="240" w:after="240" w:line="360" w:lineRule="auto"/>
-        <w:ind w:left="720"/>
-        <w:jc w:val="both"/>
-        <w:rPr>
-          <w:rFonts w:ascii="Times New Roman" w:hAnsi="Times New Roman" w:cs="Times New Roman"/>
-          <w:sz w:val="24"/>
-          <w:szCs w:val="24"/>
-        </w:rPr>
-      </w:pPr>
-      <w:r>
-        <w:rPr>
-          <w:rFonts w:ascii="Times New Roman" w:hAnsi="Times New Roman" w:cs="Times New Roman"/>
-          <w:sz w:val="24"/>
-          <w:szCs w:val="24"/>
-        </w:rPr>
-        <w:t>En resumen, esta solución tecnológica integra el análisis de datos de candidatos presidenciales con la evaluación comparativa de planes de gobierno, contribuyendo al fortalecimiento de la cultura democrática en el Perú.</w:t>
       </w:r>
     </w:p>
     <w:p>
@@ -2674,7 +2699,7 @@
           <w:sz w:val="24"/>
           <w:szCs w:val="24"/>
         </w:rPr>
-        <w:t xml:space="preserve"> interactivo que permita analizar el perfil de los candidatos presidenciales y evaluar comparativamente sus planes de gobierno en el Perú para las Elecciones Generales 2026, mediante visualizaciones dinámicas e indicadores que faciliten la interpretación de la información.</w:t>
+        <w:t xml:space="preserve"> interactivo que permita analizar el perfil integral de los candidatos presidenciales del Perú para las Elecciones Generales 2026, mediante visualizaciones dinámicas e indicadores que faciliten la interpretación de su información socioeconómica, legal y de campaña.</w:t>
       </w:r>
     </w:p>
     <w:p>
@@ -2728,7 +2753,7 @@
           <w:sz w:val="24"/>
           <w:szCs w:val="24"/>
         </w:rPr>
-        <w:t>Integrar información relevante de los candidatos presidenciales, incluyendo datos personales, características socioeconómicas y trayectoria.</w:t>
+        <w:t>Integrar información de los candidatos presidenciales incluyendo datos personales, perfil socioeconómico y trayectoria.</w:t>
       </w:r>
     </w:p>
     <w:p>
@@ -2780,7 +2805,7 @@
           <w:sz w:val="24"/>
           <w:szCs w:val="24"/>
         </w:rPr>
-        <w:t>Recopilar y estructurar los planes de gobierno de los partidos políticos participantes.</w:t>
+        <w:t>Analizar los ingresos y patrimonio declarados por cada candidato ante la ONPE.</w:t>
       </w:r>
     </w:p>
     <w:p>
@@ -2806,7 +2831,7 @@
           <w:sz w:val="24"/>
           <w:szCs w:val="24"/>
         </w:rPr>
-        <w:t>Clasificar las propuestas según dimensiones (social, económica, institucional y territorial-ambiental) y temas específicos como salud, educación, seguridad y economía.</w:t>
+        <w:t>Clasificar a los candidatos según su nivel de riesgo legal y penal mediante indicadores visuales.</w:t>
       </w:r>
     </w:p>
     <w:p>
@@ -2832,7 +2857,27 @@
           <w:sz w:val="24"/>
           <w:szCs w:val="24"/>
         </w:rPr>
-        <w:t>Implementar herramientas visuales que permitan comparar las propuestas entre candidatos y partidos políticos.</w:t>
+        <w:t xml:space="preserve">Evaluar la presencia digital de los candidatos en la red social </w:t>
+      </w:r>
+      <w:proofErr w:type="spellStart"/>
+      <w:r>
+        <w:rPr>
+          <w:rFonts w:ascii="Times New Roman" w:hAnsi="Times New Roman" w:cs="Times New Roman"/>
+          <w:color w:val="000000"/>
+          <w:sz w:val="24"/>
+          <w:szCs w:val="24"/>
+        </w:rPr>
+        <w:t>TikTok</w:t>
+      </w:r>
+      <w:proofErr w:type="spellEnd"/>
+      <w:r>
+        <w:rPr>
+          <w:rFonts w:ascii="Times New Roman" w:hAnsi="Times New Roman" w:cs="Times New Roman"/>
+          <w:color w:val="000000"/>
+          <w:sz w:val="24"/>
+          <w:szCs w:val="24"/>
+        </w:rPr>
+        <w:t>.</w:t>
       </w:r>
     </w:p>
     <w:p>
@@ -2858,7 +2903,33 @@
           <w:sz w:val="24"/>
           <w:szCs w:val="24"/>
         </w:rPr>
-        <w:t>Analizar la relación entre el perfil del candidato y las prioridades de su plan de gobierno.</w:t>
+        <w:t>Analizar la cobertura geográfica de las visitas de campaña por candidato.</w:t>
+      </w:r>
+    </w:p>
+    <w:p>
+      <w:pPr>
+        <w:pStyle w:val="Prrafodelista"/>
+        <w:numPr>
+          <w:ilvl w:val="0"/>
+          <w:numId w:val="12"/>
+        </w:numPr>
+        <w:spacing w:after="0" w:line="360" w:lineRule="auto"/>
+        <w:jc w:val="both"/>
+        <w:rPr>
+          <w:rFonts w:ascii="Times New Roman" w:hAnsi="Times New Roman" w:cs="Times New Roman"/>
+          <w:color w:val="000000"/>
+          <w:sz w:val="24"/>
+          <w:szCs w:val="24"/>
+        </w:rPr>
+      </w:pPr>
+      <w:r>
+        <w:rPr>
+          <w:rFonts w:ascii="Times New Roman" w:hAnsi="Times New Roman" w:cs="Times New Roman"/>
+          <w:color w:val="000000"/>
+          <w:sz w:val="24"/>
+          <w:szCs w:val="24"/>
+        </w:rPr>
+        <w:t>Implementar herramientas de comparación entre candidatos según indicadores clave.</w:t>
       </w:r>
     </w:p>
     <w:p>
@@ -2954,7 +3025,6 @@
           <w:sz w:val="24"/>
           <w:szCs w:val="24"/>
         </w:rPr>
-        <w:lastRenderedPageBreak/>
         <w:t>Riesgos</w:t>
       </w:r>
     </w:p>
@@ -3077,6 +3147,7 @@
           <w:sz w:val="24"/>
           <w:szCs w:val="24"/>
         </w:rPr>
+        <w:lastRenderedPageBreak/>
         <w:t>Errores en la clasificación de propuestas por sector.</w:t>
       </w:r>
     </w:p>
@@ -3373,15 +3444,7 @@
           <w:sz w:val="24"/>
           <w:szCs w:val="24"/>
         </w:rPr>
-        <w:t>E</w:t>
-      </w:r>
-      <w:r>
-        <w:rPr>
-          <w:rFonts w:ascii="Times New Roman" w:hAnsi="Times New Roman" w:cs="Times New Roman"/>
-          <w:sz w:val="24"/>
-          <w:szCs w:val="24"/>
-        </w:rPr>
-        <w:t>n el Perú, la información relacionada con los candidatos presidenciales y sus planes de gobierno se encuentra distribuida en múltiples fuentes, como documentos oficiales, portales institucionales y medios digitales. Esta dispersión dificulta el acceso, análisis y comprensión de las propuestas políticas por parte de los ciudadanos.</w:t>
+        <w:t>En el Perú, la información relacionada con los candidatos presidenciales se encuentra distribuida en múltiples fuentes, como declaraciones juradas de la ONPE, portales institucionales y registros públicos. Esta dispersión dificulta el acceso, análisis y comprensión del perfil real de cada candidato por parte de los ciudadanos.</w:t>
       </w:r>
     </w:p>
     <w:p>
@@ -3427,7 +3490,7 @@
           <w:sz w:val="24"/>
           <w:szCs w:val="24"/>
         </w:rPr>
-        <w:t>En el contexto de las Elecciones Generales del Perú 2026, los planes de gobierno de los partidos políticos contienen una gran cantidad de información estructurada en problemas, objetivos, indicadores y metas; sin embargo, estos documentos suelen ser extensos, técnicos y poco estandarizados, lo que dificulta su comparación directa entre candidatos.</w:t>
+        <w:t>En el contexto de las Elecciones Generales del Perú 2026, los datos sobre ingresos, patrimonio, antecedentes legales y actividad de campaña de los candidatos están disponibles de forma fragmentada y en formatos poco accesibles, lo que impide una evaluación comparativa clara.</w:t>
       </w:r>
     </w:p>
     <w:p>
@@ -3473,7 +3536,7 @@
           <w:sz w:val="24"/>
           <w:szCs w:val="24"/>
         </w:rPr>
-        <w:t>Asimismo, no existe una herramienta integrada que permita visualizar de manera conjunta el perfil de los candidatos presidenciales junto con el contenido de sus propuestas, lo que limita el análisis de sus prioridades, enfoques y estrategias de gobierno.</w:t>
+        <w:t>Asimismo, no existe una herramienta integrada que permita visualizar de manera conjunta el perfil socioeconómico, legal y digital de los candidatos presidenciales, lo que limita la capacidad del ciudadano de evaluar a quienes aspiran al cargo.</w:t>
       </w:r>
     </w:p>
     <w:p>
@@ -3519,8 +3582,7 @@
           <w:sz w:val="24"/>
           <w:szCs w:val="24"/>
         </w:rPr>
-        <w:lastRenderedPageBreak/>
-        <w:t>Esta situación genera una brecha en la capacidad de los ciudadanos, estudiantes y analistas para interpretar de forma clara la información política disponible, dificultando la toma de decisiones informadas.</w:t>
+        <w:t>Esta situación genera una brecha en la capacidad de los ciudadanos, estudiantes y analistas para interpretar de forma clara la información disponible sobre los candidatos, dificultando la toma de decisiones informadas.</w:t>
       </w:r>
     </w:p>
     <w:p>
@@ -3584,53 +3646,7 @@
           <w:sz w:val="24"/>
           <w:szCs w:val="24"/>
         </w:rPr>
-        <w:t xml:space="preserve"> interactivo que permita integrar, organizar y visualizar la información de los candidatos presidenciales y sus planes de gobierno, facilitando su análisis comparativo mediante herramientas gráficas, filtros dinámicos e indicadores visuales.</w:t>
-      </w:r>
-    </w:p>
-    <w:p>
-      <w:pPr>
-        <w:pBdr>
-          <w:top w:val="nil"/>
-          <w:left w:val="nil"/>
-          <w:bottom w:val="nil"/>
-          <w:right w:val="nil"/>
-          <w:between w:val="nil"/>
-        </w:pBdr>
-        <w:spacing w:after="0" w:line="360" w:lineRule="auto"/>
-        <w:ind w:left="709"/>
-        <w:jc w:val="both"/>
-        <w:rPr>
-          <w:rFonts w:ascii="Times New Roman" w:hAnsi="Times New Roman" w:cs="Times New Roman"/>
-          <w:sz w:val="24"/>
-          <w:szCs w:val="24"/>
-        </w:rPr>
-      </w:pPr>
-    </w:p>
-    <w:p>
-      <w:pPr>
-        <w:pBdr>
-          <w:top w:val="nil"/>
-          <w:left w:val="nil"/>
-          <w:bottom w:val="nil"/>
-          <w:right w:val="nil"/>
-          <w:between w:val="nil"/>
-        </w:pBdr>
-        <w:spacing w:after="0" w:line="360" w:lineRule="auto"/>
-        <w:ind w:left="709"/>
-        <w:jc w:val="both"/>
-        <w:rPr>
-          <w:rFonts w:ascii="Times New Roman" w:hAnsi="Times New Roman" w:cs="Times New Roman"/>
-          <w:sz w:val="24"/>
-          <w:szCs w:val="24"/>
-        </w:rPr>
-      </w:pPr>
-      <w:r>
-        <w:rPr>
-          <w:rFonts w:ascii="Times New Roman" w:hAnsi="Times New Roman" w:cs="Times New Roman"/>
-          <w:sz w:val="24"/>
-          <w:szCs w:val="24"/>
-        </w:rPr>
-        <w:t>De esta manera, el proyecto busca transformar información política compleja y dispersa en una plataforma accesible, clara y útil, contribuyendo a la transparencia informativa y al fortalecimiento de la cultura democrática en el Perú.</w:t>
+        <w:t xml:space="preserve"> interactivo que permita integrar, organizar y visualizar el perfil de los candidatos presidenciales, facilitando su análisis comparativo mediante herramientas gráficas, filtros dinámicos e indicadores visuales.</w:t>
       </w:r>
     </w:p>
     <w:p>
@@ -3688,6 +3704,7 @@
           <w:sz w:val="24"/>
           <w:szCs w:val="24"/>
         </w:rPr>
+        <w:lastRenderedPageBreak/>
         <w:t>Consideraciones de hardware y software</w:t>
       </w:r>
     </w:p>
@@ -4822,7 +4839,6 @@
                 <w:rFonts w:ascii="Times New Roman" w:hAnsi="Times New Roman" w:cs="Times New Roman"/>
                 <w:noProof/>
               </w:rPr>
-              <w:lastRenderedPageBreak/>
               <w:t xml:space="preserve"> </w:t>
             </w:r>
             <w:r>
@@ -4888,7 +4904,6 @@
                 <w:sz w:val="24"/>
                 <w:szCs w:val="24"/>
               </w:rPr>
-              <w:lastRenderedPageBreak/>
               <w:t>2</w:t>
             </w:r>
           </w:p>
@@ -5405,6 +5420,7 @@
           <w:sz w:val="24"/>
           <w:szCs w:val="24"/>
         </w:rPr>
+        <w:lastRenderedPageBreak/>
         <w:t xml:space="preserve">Estas tecnologías permiten la recopilación, procesamiento y representación gráfica de grandes volúmenes de información electoral de manera eficiente, facilitando la construcción de </w:t>
       </w:r>
       <w:proofErr w:type="spellStart"/>
@@ -5596,16 +5612,7 @@
           <w:sz w:val="24"/>
           <w:szCs w:val="24"/>
         </w:rPr>
-        <w:t xml:space="preserve">En cuanto al entorno tecnológico, el sistema es viable debido a que las herramientas utilizadas son accesibles, cuentan con documentación amplia y no requieren infraestructura compleja para su implementación. Además, los usuarios finales están </w:t>
-      </w:r>
-      <w:r>
-        <w:rPr>
-          <w:rFonts w:ascii="Times New Roman" w:hAnsi="Times New Roman" w:cs="Times New Roman"/>
-          <w:sz w:val="24"/>
-          <w:szCs w:val="24"/>
-        </w:rPr>
-        <w:lastRenderedPageBreak/>
-        <w:t xml:space="preserve">familiarizados con el uso de </w:t>
+        <w:t xml:space="preserve">En cuanto al entorno tecnológico, el sistema es viable debido a que las herramientas utilizadas son accesibles, cuentan con documentación amplia y no requieren infraestructura compleja para su implementación. Además, los usuarios finales están familiarizados con el uso de </w:t>
       </w:r>
       <w:proofErr w:type="spellStart"/>
       <w:r>
@@ -5905,6 +5912,7 @@
                 <w:rFonts w:ascii="Times New Roman" w:hAnsi="Times New Roman" w:cs="Times New Roman"/>
                 <w:noProof/>
               </w:rPr>
+              <w:lastRenderedPageBreak/>
               <w:t>COSTOS GENERALES</w:t>
             </w:r>
           </w:p>
@@ -8577,6 +8585,7 @@
           <w:sz w:val="24"/>
           <w:szCs w:val="24"/>
         </w:rPr>
+        <w:lastRenderedPageBreak/>
         <w:fldChar w:fldCharType="begin"/>
       </w:r>
       <w:r>
@@ -9916,7 +9925,6 @@
                 <w:bCs/>
                 <w:noProof/>
               </w:rPr>
-              <w:lastRenderedPageBreak/>
               <w:t>TOTAL</w:t>
             </w:r>
           </w:p>
@@ -10469,7 +10477,6 @@
           <w:sz w:val="24"/>
           <w:szCs w:val="24"/>
         </w:rPr>
-        <w:lastRenderedPageBreak/>
         <w:t>Finalmente, el desarrollo del sistema será realizado por un equipo de estudiantes con conocimientos en análisis de datos y desarrollo de software, quienes asumirán roles específicos en el diseño, implementación y documentación del proyecto. En conjunto, estos factores demuestran que el proyecto es operativamente viable, ya que puede ser implementado, utilizado y mantenido de manera eficiente en su entorno de aplicación.</w:t>
       </w:r>
     </w:p>
@@ -10660,7 +10667,16 @@
           <w:sz w:val="24"/>
           <w:szCs w:val="24"/>
         </w:rPr>
-        <w:t xml:space="preserve"> 29733, Ley de Protección de Datos Personales. En este sentido, el sistema no recopila ni almacena datos sensibles de los usuarios, ya que su función principal es la visualización y análisis de información pública.</w:t>
+        <w:t xml:space="preserve"> 29733, Ley de Protección </w:t>
+      </w:r>
+      <w:r>
+        <w:rPr>
+          <w:rFonts w:ascii="Times New Roman" w:hAnsi="Times New Roman" w:cs="Times New Roman"/>
+          <w:sz w:val="24"/>
+          <w:szCs w:val="24"/>
+        </w:rPr>
+        <w:lastRenderedPageBreak/>
+        <w:t>de Datos Personales. En este sentido, el sistema no recopila ni almacena datos sensibles de los usuarios, ya que su función principal es la visualización y análisis de información pública.</w:t>
       </w:r>
     </w:p>
     <w:p>
@@ -10871,17 +10887,7 @@
           <w:sz w:val="24"/>
           <w:szCs w:val="24"/>
         </w:rPr>
-        <w:t xml:space="preserve">El proyecto presenta una alta viabilidad social, ya que responde a la necesidad de mejorar el acceso a la información electoral de manera clara, organizada y comprensible. En muchos casos, los ciudadanos no cuentan con herramientas que </w:t>
-      </w:r>
-      <w:r>
-        <w:rPr>
-          <w:rFonts w:ascii="Times New Roman" w:hAnsi="Times New Roman" w:cs="Times New Roman"/>
-          <w:color w:val="000000"/>
-          <w:sz w:val="24"/>
-          <w:szCs w:val="24"/>
-        </w:rPr>
-        <w:lastRenderedPageBreak/>
-        <w:t>les permitan analizar y comparar de forma sencilla los planes de gobierno y propuestas de los candidatos presidenciales.</w:t>
+        <w:t>El proyecto presenta una alta viabilidad social, ya que responde a la necesidad de mejorar el acceso a la información electoral de manera clara, organizada y comprensible. En muchos casos, los ciudadanos no cuentan con herramientas que les permitan analizar y comparar de forma sencilla los planes de gobierno y propuestas de los candidatos presidenciales.</w:t>
       </w:r>
     </w:p>
     <w:p>
@@ -11048,7 +11054,17 @@
           <w:sz w:val="24"/>
           <w:szCs w:val="24"/>
         </w:rPr>
-        <w:t>En este sentido, el sistema no solo beneficia a los usuarios individuales, sino que también aporta al desarrollo de una sociedad más informada y crítica, fortaleciendo los procesos democráticos. Por lo tanto, el proyecto es socialmente viable.</w:t>
+        <w:t xml:space="preserve">En este sentido, el sistema no solo beneficia a los usuarios individuales, sino que también aporta al desarrollo de una sociedad más informada y crítica, </w:t>
+      </w:r>
+      <w:r>
+        <w:rPr>
+          <w:rFonts w:ascii="Times New Roman" w:hAnsi="Times New Roman" w:cs="Times New Roman"/>
+          <w:color w:val="000000"/>
+          <w:sz w:val="24"/>
+          <w:szCs w:val="24"/>
+        </w:rPr>
+        <w:lastRenderedPageBreak/>
+        <w:t>fortaleciendo los procesos democráticos. Por lo tanto, el proyecto es socialmente viable.</w:t>
       </w:r>
     </w:p>
     <w:p>
@@ -11248,7 +11264,6 @@
           <w:sz w:val="24"/>
           <w:szCs w:val="24"/>
         </w:rPr>
-        <w:lastRenderedPageBreak/>
         <w:t>Por otro lado, el proyecto contribuye indirectamente a la educación digital y al uso responsable de la información, promoviendo prácticas sostenibles mediante el aprovechamiento de tecnologías modernas.</w:t>
       </w:r>
     </w:p>
@@ -11520,6 +11535,7 @@
           <w:sz w:val="24"/>
           <w:szCs w:val="24"/>
         </w:rPr>
+        <w:lastRenderedPageBreak/>
         <w:t>Si bien el sistema no genera ingresos directos como un producto comercial, produce beneficios económicos indirectos, tales como la optimización del tiempo de análisis, la mejora en la toma de decisiones y el aprovechamiento eficiente de información pública. Además, puede ser utilizado como base para futuros desarrollos tecnológicos o aplicaciones de análisis de datos.</w:t>
       </w:r>
     </w:p>
@@ -11779,7 +11795,6 @@
           <w:sz w:val="24"/>
           <w:szCs w:val="24"/>
         </w:rPr>
-        <w:lastRenderedPageBreak/>
         <w:t>Disminución de esfuerzos repetitivos en la elaboración de reportes</w:t>
       </w:r>
     </w:p>
@@ -11978,6 +11993,7 @@
           <w:sz w:val="24"/>
           <w:szCs w:val="24"/>
         </w:rPr>
+        <w:lastRenderedPageBreak/>
         <w:t>Incremento en la transparencia y comprensión de los procesos electorales</w:t>
       </w:r>
     </w:p>
@@ -12997,7 +13013,6 @@
                 <w:sz w:val="24"/>
                 <w:szCs w:val="24"/>
               </w:rPr>
-              <w:lastRenderedPageBreak/>
               <w:t>3</w:t>
             </w:r>
           </w:p>
@@ -15455,6 +15470,7 @@
           <w:sz w:val="24"/>
           <w:szCs w:val="24"/>
         </w:rPr>
+        <w:lastRenderedPageBreak/>
         <w:t xml:space="preserve">En conclusión, el proyecto de </w:t>
       </w:r>
       <w:proofErr w:type="spellStart"/>
@@ -15625,7 +15641,6 @@
           <w:sz w:val="24"/>
           <w:szCs w:val="24"/>
         </w:rPr>
-        <w:lastRenderedPageBreak/>
         <w:t>Desde el punto de vista legal, el proyecto cumple con la normativa vigente en el Perú, especialmente en lo relacionado con el uso de información pública y la protección de datos personales, garantizando un manejo adecuado y transparente de la información.</w:t>
       </w:r>
     </w:p>
@@ -15729,6 +15744,7 @@
           <w:sz w:val="24"/>
           <w:szCs w:val="24"/>
         </w:rPr>
+        <w:lastRenderedPageBreak/>
         <w:t>En conjunto, los resultados obtenidos demuestran que el proyecto es viable desde un enfoque técnico, económico y social, siendo una propuesta recomendable para su desarrollo e implementación en el ámbito académico.</w:t>
       </w:r>
     </w:p>
